--- a/בראשית/Complete/בראשית ט.docx
+++ b/בראשית/Complete/בראשית ט.docx
@@ -41,7 +41,7 @@
           <w:pgNumType w:start="1"/>
         </w:sectPr>
       </w:pPr>
-      <w:bookmarkStart w:colFirst="0" w:colLast="0" w:name="_5l6z93hm9yqx" w:id="0"/>
+      <w:bookmarkStart w:colFirst="0" w:colLast="0" w:name="_r7ftbcgpatnm" w:id="0"/>
       <w:bookmarkEnd w:id="0"/>
       <w:r>
         <w:rPr>
